--- a/Typing_test/typing_flow.docx
+++ b/Typing_test/typing_flow.docx
@@ -738,15 +738,19 @@
       </w:r>
     </w:p>
     <w:p>
+      <w:proofErr w:type="spellStart"/>
       <w:r>
         <w:lastRenderedPageBreak/>
         <w:t>password_hash</w:t>
       </w:r>
-    </w:p>
-    <w:p>
+      <w:proofErr w:type="spellEnd"/>
+    </w:p>
+    <w:p>
+      <w:proofErr w:type="spellStart"/>
       <w:r>
         <w:t>created_at</w:t>
       </w:r>
+      <w:proofErr w:type="spellEnd"/>
     </w:p>
     <w:p>
       <w:pPr>
@@ -775,8 +779,17 @@
           <w:b/>
           <w:bCs/>
         </w:rPr>
-        <w:t xml:space="preserve"> typing_documents</w:t>
-      </w:r>
+        <w:t xml:space="preserve"> </w:t>
+      </w:r>
+      <w:proofErr w:type="spellStart"/>
+      <w:r>
+        <w:rPr>
+          <w:b/>
+          <w:bCs/>
+        </w:rPr>
+        <w:t>typing_documents</w:t>
+      </w:r>
+      <w:proofErr w:type="spellEnd"/>
     </w:p>
     <w:p>
       <w:r>
@@ -825,8 +838,17 @@
           <w:b/>
           <w:bCs/>
         </w:rPr>
-        <w:t xml:space="preserve"> test_sessions</w:t>
-      </w:r>
+        <w:t xml:space="preserve"> </w:t>
+      </w:r>
+      <w:proofErr w:type="spellStart"/>
+      <w:r>
+        <w:rPr>
+          <w:b/>
+          <w:bCs/>
+        </w:rPr>
+        <w:t>test_sessions</w:t>
+      </w:r>
+      <w:proofErr w:type="spellEnd"/>
     </w:p>
     <w:p>
       <w:r>
@@ -834,29 +856,39 @@
       </w:r>
     </w:p>
     <w:p>
+      <w:proofErr w:type="spellStart"/>
       <w:r>
         <w:t>user_id</w:t>
       </w:r>
-    </w:p>
-    <w:p>
+      <w:proofErr w:type="spellEnd"/>
+    </w:p>
+    <w:p>
+      <w:proofErr w:type="spellStart"/>
       <w:r>
         <w:t>document_id</w:t>
       </w:r>
-    </w:p>
-    <w:p>
+      <w:proofErr w:type="spellEnd"/>
+    </w:p>
+    <w:p>
+      <w:proofErr w:type="spellStart"/>
       <w:r>
         <w:t>start_time</w:t>
       </w:r>
-    </w:p>
-    <w:p>
+      <w:proofErr w:type="spellEnd"/>
+    </w:p>
+    <w:p>
+      <w:proofErr w:type="spellStart"/>
       <w:r>
         <w:t>end_time</w:t>
       </w:r>
-    </w:p>
-    <w:p>
+      <w:proofErr w:type="spellEnd"/>
+    </w:p>
+    <w:p>
+      <w:proofErr w:type="spellStart"/>
       <w:r>
         <w:t>duration_seconds</w:t>
       </w:r>
+      <w:proofErr w:type="spellEnd"/>
     </w:p>
     <w:p>
       <w:pPr>
@@ -909,19 +941,25 @@
       </w:r>
     </w:p>
     <w:p>
+      <w:proofErr w:type="spellStart"/>
       <w:r>
         <w:t>session_id</w:t>
       </w:r>
-    </w:p>
-    <w:p>
+      <w:proofErr w:type="spellEnd"/>
+    </w:p>
+    <w:p>
+      <w:proofErr w:type="spellStart"/>
       <w:r>
         <w:t>expected_char</w:t>
       </w:r>
-    </w:p>
-    <w:p>
+      <w:proofErr w:type="spellEnd"/>
+    </w:p>
+    <w:p>
+      <w:proofErr w:type="spellStart"/>
       <w:r>
         <w:t>typed_char</w:t>
       </w:r>
+      <w:proofErr w:type="spellEnd"/>
     </w:p>
     <w:p>
       <w:r>
@@ -929,9 +967,11 @@
       </w:r>
     </w:p>
     <w:p>
+      <w:proofErr w:type="spellStart"/>
       <w:r>
         <w:t>is_correct</w:t>
       </w:r>
+      <w:proofErr w:type="spellEnd"/>
     </w:p>
     <w:p>
       <w:pPr>
@@ -960,13 +1000,24 @@
           <w:b/>
           <w:bCs/>
         </w:rPr>
-        <w:t xml:space="preserve"> test_results</w:t>
-      </w:r>
-    </w:p>
-    <w:p>
+        <w:t xml:space="preserve"> </w:t>
+      </w:r>
+      <w:proofErr w:type="spellStart"/>
+      <w:r>
+        <w:rPr>
+          <w:b/>
+          <w:bCs/>
+        </w:rPr>
+        <w:t>test_results</w:t>
+      </w:r>
+      <w:proofErr w:type="spellEnd"/>
+    </w:p>
+    <w:p>
+      <w:proofErr w:type="spellStart"/>
       <w:r>
         <w:t>session_id</w:t>
       </w:r>
+      <w:proofErr w:type="spellEnd"/>
     </w:p>
     <w:p>
       <w:r>
@@ -979,14 +1030,18 @@
       </w:r>
     </w:p>
     <w:p>
+      <w:proofErr w:type="spellStart"/>
       <w:r>
         <w:t>error_rate</w:t>
       </w:r>
-    </w:p>
-    <w:p>
+      <w:proofErr w:type="spellEnd"/>
+    </w:p>
+    <w:p>
+      <w:proofErr w:type="spellStart"/>
       <w:r>
         <w:t>backspace_count</w:t>
       </w:r>
+      <w:proofErr w:type="spellEnd"/>
     </w:p>
     <w:p>
       <w:r>
@@ -1458,7 +1513,13 @@
         </w:numPr>
       </w:pPr>
       <w:r>
-        <w:t>Setup PostgreSQL</w:t>
+        <w:t xml:space="preserve">Setup </w:t>
+      </w:r>
+      <w:r>
+        <w:t>My</w:t>
+      </w:r>
+      <w:r>
+        <w:t>SQL</w:t>
       </w:r>
     </w:p>
     <w:p>
@@ -1475,7 +1536,7 @@
     <w:p>
       <w:r>
         <w:pict w14:anchorId="43ABCC8F">
-          <v:rect id="_x0000_i1072" style="width:0;height:1.5pt" o:hralign="center" o:hrstd="t" o:hr="t" fillcolor="#a0a0a0" stroked="f"/>
+          <v:rect id="_x0000_i1030" style="width:0;height:1.5pt" o:hralign="center" o:hrstd="t" o:hr="t" fillcolor="#a0a0a0" stroked="f"/>
         </w:pict>
       </w:r>
     </w:p>
@@ -1514,6 +1575,112 @@
       </w:r>
     </w:p>
     <w:p>
+      <w:proofErr w:type="spellStart"/>
+      <w:r>
+        <w:t>SignUp</w:t>
+      </w:r>
+      <w:proofErr w:type="spellEnd"/>
+    </w:p>
+    <w:tbl>
+      <w:tblPr>
+        <w:tblStyle w:val="TableGrid"/>
+        <w:tblW w:w="0" w:type="auto"/>
+        <w:tblLook w:val="04A0" w:firstRow="1" w:lastRow="0" w:firstColumn="1" w:lastColumn="0" w:noHBand="0" w:noVBand="1"/>
+      </w:tblPr>
+      <w:tblGrid>
+        <w:gridCol w:w="4508"/>
+        <w:gridCol w:w="4508"/>
+      </w:tblGrid>
+      <w:tr>
+        <w:tc>
+          <w:tcPr>
+            <w:tcW w:w="4508" w:type="dxa"/>
+          </w:tcPr>
+          <w:p>
+            <w:r>
+              <w:t>User → Frontend → POST /signup</w:t>
+            </w:r>
+          </w:p>
+          <w:p>
+            <w:r>
+              <w:t xml:space="preserve">                     ↓</w:t>
+            </w:r>
+          </w:p>
+          <w:p>
+            <w:r>
+              <w:t xml:space="preserve">              Hash password</w:t>
+            </w:r>
+          </w:p>
+          <w:p>
+            <w:r>
+              <w:t xml:space="preserve">                     ↓</w:t>
+            </w:r>
+          </w:p>
+          <w:p>
+            <w:r>
+              <w:t xml:space="preserve">                Store user</w:t>
+            </w:r>
+          </w:p>
+          <w:p>
+            <w:r>
+              <w:t xml:space="preserve">                     ↓</w:t>
+            </w:r>
+          </w:p>
+          <w:p>
+            <w:r>
+              <w:t xml:space="preserve">               Return success</w:t>
+            </w:r>
+          </w:p>
+          <w:p>
+            <w:pPr>
+              <w:jc w:val="center"/>
+            </w:pPr>
+          </w:p>
+        </w:tc>
+        <w:tc>
+          <w:tcPr>
+            <w:tcW w:w="4508" w:type="dxa"/>
+          </w:tcPr>
+          <w:p>
+            <w:r>
+              <w:t>User → Frontend → POST /login</w:t>
+            </w:r>
+          </w:p>
+          <w:p>
+            <w:r>
+              <w:t xml:space="preserve">                     ↓</w:t>
+            </w:r>
+          </w:p>
+          <w:p>
+            <w:r>
+              <w:t xml:space="preserve">           Compare hashed password</w:t>
+            </w:r>
+          </w:p>
+          <w:p>
+            <w:r>
+              <w:t xml:space="preserve">                     ↓</w:t>
+            </w:r>
+          </w:p>
+          <w:p>
+            <w:r>
+              <w:t xml:space="preserve">              Generate JWT</w:t>
+            </w:r>
+          </w:p>
+          <w:p>
+            <w:r>
+              <w:t xml:space="preserve">                     ↓</w:t>
+            </w:r>
+          </w:p>
+          <w:p>
+            <w:r>
+              <w:t xml:space="preserve">            Send token to frontend</w:t>
+            </w:r>
+          </w:p>
+        </w:tc>
+      </w:tr>
+    </w:tbl>
+    <w:p/>
+    <w:p>
       <w:pPr>
         <w:numPr>
           <w:ilvl w:val="0"/>
@@ -1524,6 +1691,64 @@
         <w:t>JWT auth</w:t>
       </w:r>
     </w:p>
+    <w:tbl>
+      <w:tblPr>
+        <w:tblStyle w:val="TableGrid"/>
+        <w:tblW w:w="0" w:type="auto"/>
+        <w:tblLook w:val="04A0" w:firstRow="1" w:lastRow="0" w:firstColumn="1" w:lastColumn="0" w:noHBand="0" w:noVBand="1"/>
+      </w:tblPr>
+      <w:tblGrid>
+        <w:gridCol w:w="4531"/>
+      </w:tblGrid>
+      <w:tr>
+        <w:tc>
+          <w:tcPr>
+            <w:tcW w:w="4531" w:type="dxa"/>
+          </w:tcPr>
+          <w:p>
+            <w:pPr>
+              <w:ind w:left="360"/>
+            </w:pPr>
+            <w:r>
+              <w:t>Frontend → API (with JWT in header)</w:t>
+            </w:r>
+          </w:p>
+          <w:p>
+            <w:pPr>
+              <w:ind w:left="360"/>
+            </w:pPr>
+            <w:r>
+              <w:t xml:space="preserve">                     ↓</w:t>
+            </w:r>
+          </w:p>
+          <w:p>
+            <w:pPr>
+              <w:ind w:left="360"/>
+            </w:pPr>
+            <w:r>
+              <w:t xml:space="preserve">              Auth middleware</w:t>
+            </w:r>
+          </w:p>
+          <w:p>
+            <w:pPr>
+              <w:ind w:left="360"/>
+            </w:pPr>
+            <w:r>
+              <w:t xml:space="preserve">                     ↓</w:t>
+            </w:r>
+          </w:p>
+          <w:p>
+            <w:pPr>
+              <w:ind w:left="360"/>
+            </w:pPr>
+            <w:r>
+              <w:t xml:space="preserve">               Route executes</w:t>
+            </w:r>
+          </w:p>
+        </w:tc>
+      </w:tr>
+    </w:tbl>
+    <w:p/>
     <w:p>
       <w:pPr>
         <w:numPr>
@@ -1560,7 +1785,7 @@
     <w:p>
       <w:r>
         <w:pict w14:anchorId="30D35CD2">
-          <v:rect id="_x0000_i1073" style="width:0;height:1.5pt" o:hralign="center" o:hrstd="t" o:hr="t" fillcolor="#a0a0a0" stroked="f"/>
+          <v:rect id="_x0000_i1031" style="width:0;height:1.5pt" o:hralign="center" o:hrstd="t" o:hr="t" fillcolor="#a0a0a0" stroked="f"/>
         </w:pict>
       </w:r>
     </w:p>
@@ -1577,6 +1802,7 @@
           <w:b/>
           <w:bCs/>
         </w:rPr>
+        <w:lastRenderedPageBreak/>
         <w:t>🗓</w:t>
       </w:r>
       <w:r>
@@ -1645,7 +1871,7 @@
     <w:p>
       <w:r>
         <w:pict w14:anchorId="379CBA15">
-          <v:rect id="_x0000_i1074" style="width:0;height:1.5pt" o:hralign="center" o:hrstd="t" o:hr="t" fillcolor="#a0a0a0" stroked="f"/>
+          <v:rect id="_x0000_i1032" style="width:0;height:1.5pt" o:hralign="center" o:hrstd="t" o:hr="t" fillcolor="#a0a0a0" stroked="f"/>
         </w:pict>
       </w:r>
     </w:p>
@@ -1702,7 +1928,6 @@
         </w:numPr>
       </w:pPr>
       <w:r>
-        <w:lastRenderedPageBreak/>
         <w:t>Store keystrokes</w:t>
       </w:r>
     </w:p>
@@ -1731,7 +1956,7 @@
     <w:p>
       <w:r>
         <w:pict w14:anchorId="129B90A6">
-          <v:rect id="_x0000_i1075" style="width:0;height:1.5pt" o:hralign="center" o:hrstd="t" o:hr="t" fillcolor="#a0a0a0" stroked="f"/>
+          <v:rect id="_x0000_i1033" style="width:0;height:1.5pt" o:hralign="center" o:hrstd="t" o:hr="t" fillcolor="#a0a0a0" stroked="f"/>
         </w:pict>
       </w:r>
     </w:p>
@@ -1816,7 +2041,7 @@
     <w:p>
       <w:r>
         <w:pict w14:anchorId="7508DBAF">
-          <v:rect id="_x0000_i1076" style="width:0;height:1.5pt" o:hralign="center" o:hrstd="t" o:hr="t" fillcolor="#a0a0a0" stroked="f"/>
+          <v:rect id="_x0000_i1034" style="width:0;height:1.5pt" o:hralign="center" o:hrstd="t" o:hr="t" fillcolor="#a0a0a0" stroked="f"/>
         </w:pict>
       </w:r>
     </w:p>
@@ -1890,7 +2115,7 @@
     <w:p>
       <w:r>
         <w:pict w14:anchorId="6FE0CF4B">
-          <v:rect id="_x0000_i1077" style="width:0;height:1.5pt" o:hralign="center" o:hrstd="t" o:hr="t" fillcolor="#a0a0a0" stroked="f"/>
+          <v:rect id="_x0000_i1035" style="width:0;height:1.5pt" o:hralign="center" o:hrstd="t" o:hr="t" fillcolor="#a0a0a0" stroked="f"/>
         </w:pict>
       </w:r>
     </w:p>
@@ -1907,6 +2132,7 @@
           <w:b/>
           <w:bCs/>
         </w:rPr>
+        <w:lastRenderedPageBreak/>
         <w:t>🗓</w:t>
       </w:r>
       <w:r>
@@ -1975,7 +2201,7 @@
     <w:p>
       <w:r>
         <w:pict w14:anchorId="1E7D60DE">
-          <v:rect id="_x0000_i1078" style="width:0;height:1.5pt" o:hralign="center" o:hrstd="t" o:hr="t" fillcolor="#a0a0a0" stroked="f"/>
+          <v:rect id="_x0000_i1036" style="width:0;height:1.5pt" o:hralign="center" o:hrstd="t" o:hr="t" fillcolor="#a0a0a0" stroked="f"/>
         </w:pict>
       </w:r>
     </w:p>
@@ -2032,7 +2258,6 @@
         </w:numPr>
       </w:pPr>
       <w:r>
-        <w:lastRenderedPageBreak/>
         <w:t>Write README</w:t>
       </w:r>
     </w:p>
@@ -2065,7 +2290,11 @@
         <w:t>Portfolio-ready project</w:t>
       </w:r>
     </w:p>
-    <w:p/>
+    <w:p>
+      <w:r>
+        <w:t>(RAG)</w:t>
+      </w:r>
+    </w:p>
     <w:sectPr>
       <w:pgSz w:w="11906" w:h="16838"/>
       <w:pgMar w:top="1440" w:right="1440" w:bottom="1440" w:left="1440" w:header="708" w:footer="708" w:gutter="0"/>
@@ -4964,6 +5193,7 @@
   <w:style w:type="character" w:default="1" w:styleId="DefaultParagraphFont">
     <w:name w:val="Default Paragraph Font"/>
     <w:uiPriority w:val="1"/>
+    <w:semiHidden/>
     <w:unhideWhenUsed/>
   </w:style>
   <w:style w:type="table" w:default="1" w:styleId="TableNormal">
@@ -5277,6 +5507,25 @@
       <w:spacing w:val="5"/>
     </w:rPr>
   </w:style>
+  <w:style w:type="table" w:styleId="TableGrid">
+    <w:name w:val="Table Grid"/>
+    <w:basedOn w:val="TableNormal"/>
+    <w:uiPriority w:val="39"/>
+    <w:rsid w:val="00B1236F"/>
+    <w:pPr>
+      <w:spacing w:after="0" w:line="240" w:lineRule="auto"/>
+    </w:pPr>
+    <w:tblPr>
+      <w:tblBorders>
+        <w:top w:val="single" w:sz="4" w:space="0" w:color="auto"/>
+        <w:left w:val="single" w:sz="4" w:space="0" w:color="auto"/>
+        <w:bottom w:val="single" w:sz="4" w:space="0" w:color="auto"/>
+        <w:right w:val="single" w:sz="4" w:space="0" w:color="auto"/>
+        <w:insideH w:val="single" w:sz="4" w:space="0" w:color="auto"/>
+        <w:insideV w:val="single" w:sz="4" w:space="0" w:color="auto"/>
+      </w:tblBorders>
+    </w:tblPr>
+  </w:style>
 </w:styles>
 </file>
 
